--- a/10 03 2026 Bitacora_Sesiones.docx
+++ b/10 03 2026 Bitacora_Sesiones.docx
@@ -1818,25 +1818,7 @@
             <w:sz w:val="24"/>
             <w:szCs w:val="24"/>
           </w:rPr>
-          <w:t>https://github.com/Nosfera</w:t>
-        </w:r>
-        <w:r>
-          <w:rPr>
-            <w:rStyle w:val="Hipervnculo"/>
-            <w:rFonts w:ascii="Arial" w:hAnsi="Arial" w:cs="Arial"/>
-            <w:sz w:val="24"/>
-            <w:szCs w:val="24"/>
-          </w:rPr>
-          <w:t>t</w:t>
-        </w:r>
-        <w:r>
-          <w:rPr>
-            <w:rStyle w:val="Hipervnculo"/>
-            <w:rFonts w:ascii="Arial" w:hAnsi="Arial" w:cs="Arial"/>
-            <w:sz w:val="24"/>
-            <w:szCs w:val="24"/>
-          </w:rPr>
-          <w:t>uAlasi/Documentacion-Aralhi</w:t>
+          <w:t>https://github.com/NosferatuAlasi/Documentacion-Aralhi</w:t>
         </w:r>
       </w:hyperlink>
       <w:r>
@@ -3051,6 +3033,7 @@
   <w:style w:type="character" w:default="1" w:styleId="Fuentedeprrafopredeter">
     <w:name w:val="Default Paragraph Font"/>
     <w:uiPriority w:val="1"/>
+    <w:semiHidden/>
     <w:unhideWhenUsed/>
   </w:style>
   <w:style w:type="table" w:default="1" w:styleId="Tablanormal">
